--- a/proba-legal/soglasie-pd.docx
+++ b/proba-legal/soglasie-pd.docx
@@ -88,7 +88,7 @@
         <w:t xml:space="preserve"> </w:t>
       </w:r>
       <w:r>
-        <w:t xml:space="preserve">специалистам-партнёрам и подрядчикам Оператора, участвующим в подготовке предложения и оказании услуг, — только в объёме, необходимом для этих целей. Перечень таких лиц Оператор сообщает по запросу и до передачи данных.</w:t>
+        <w:t xml:space="preserve">подрядчикам Оператора, участвующим в подготовке предложения и оказании услуг, — только в объёме, необходимом для этих целей. Перечень таких лиц Оператор сообщает по запросу и до передачи данных.</w:t>
       </w:r>
     </w:p>
     <w:p>
@@ -134,7 +134,7 @@
           <w:rPr>
             <w:rStyle w:val="Hyperlink"/>
           </w:rPr>
-          <w:t xml:space="preserve">I.koptelin@yandex.ru</w:t>
+          <w:t xml:space="preserve">i.koptelin@proba-lab.ru</w:t>
         </w:r>
       </w:hyperlink>
       <w:r>
